--- a/monographs/M06_complex_hallucinations/Complex_Analytical_Model_Inevitable_Hallucinations.docx
+++ b/monographs/M06_complex_hallucinations/Complex_Analytical_Model_Inevitable_Hallucinations.docx
@@ -1158,7 +1158,7 @@
                 <w:color w:val="00FFA3"/>
                 <w:sz w:val="18"/>
               </w:rPr>
-              <w:t>AURORA EDITION · REPOSITORY SUPPLEMENT</w:t>
+              <w:t>EXPANDED EDITION · REPOSITORY SUPPLEMENT</w:t>
             </w:r>
           </w:p>
           <w:p>
@@ -3815,7 +3815,7 @@
                 <w:color w:val="1E293B"/>
                 <w:sz w:val="19"/>
               </w:rPr>
-              <w:t>Black Aurora branding plus the 600-dpi chart atlas (11 plates) reproduced in this edition</w:t>
+              <w:t>Dark-spectrum branding plus the 600-dpi chart atlas (11 plates) reproduced in this edition</w:t>
             </w:r>
           </w:p>
         </w:tc>
@@ -3852,7 +3852,7 @@
                 <w:color w:val="1E293B"/>
                 <w:sz w:val="19"/>
               </w:rPr>
-              <w:t>this collection — M01–M06, each in English and Russian Word editions with Aurora covers</w:t>
+              <w:t>this collection — M01–M06, each in English and Russian Word editions with dark covers</w:t>
             </w:r>
           </w:p>
         </w:tc>
@@ -4060,6 +4060,7 @@
     </w:p>
     <w:sectPr>
       <w:footerReference w:type="default" r:id="rId10"/>
+      <w:headerReference w:type="default" r:id="rId14"/>
       <w:pgSz w:w="12240" w:h="15840"/>
       <w:pgMar w:top="1440" w:right="1800" w:bottom="1440" w:left="1800" w:header="720" w:footer="720" w:gutter="0"/>
       <w:cols w:space="720"/>
@@ -4084,7 +4085,7 @@
         <w:color w:val="64748B"/>
         <w:sz w:val="16"/>
       </w:rPr>
-      <w:t xml:space="preserve">RMT × LLM Research — Aurora edition · M06 · Inevitable Hallucinations  ·  </w:t>
+      <w:t xml:space="preserve">RMT × LLM Research · M06 · Inevitable Hallucinations  ·  </w:t>
     </w:r>
     <w:fldSimple w:instr=" PAGE \* arabic \* MERGEFORMAT ">
       <w:r>
@@ -4097,6 +4098,16 @@
     </w:fldSimple>
   </w:p>
 </w:ftr>
+</file>
+
+<file path=word/header1.xml><?xml version="1.0" encoding="utf-8"?>
+<w:hdr xmlns:m="http://schemas.openxmlformats.org/officeDocument/2006/math" xmlns:mc="http://schemas.openxmlformats.org/markup-compatibility/2006" xmlns:mo="http://schemas.microsoft.com/office/mac/office/2008/main" xmlns:mv="urn:schemas-microsoft-com:mac:vml" xmlns:o="urn:schemas-microsoft-com:office:office" xmlns:r="http://schemas.openxmlformats.org/officeDocument/2006/relationships" xmlns:v="urn:schemas-microsoft-com:vml" xmlns:w10="urn:schemas-microsoft-com:office:word" xmlns:w14="http://schemas.microsoft.com/office/word/2010/wordml" xmlns:w="http://schemas.openxmlformats.org/wordprocessingml/2006/main" xmlns:wne="http://schemas.microsoft.com/office/word/2006/wordml" xmlns:wp14="http://schemas.microsoft.com/office/word/2010/wordprocessingDrawing" xmlns:wp="http://schemas.openxmlformats.org/drawingml/2006/wordprocessingDrawing" xmlns:wpc="http://schemas.microsoft.com/office/word/2010/wordprocessingCanvas" xmlns:wpg="http://schemas.microsoft.com/office/word/2010/wordprocessingGroup" xmlns:wpi="http://schemas.microsoft.com/office/word/2010/wordprocessingInk" xmlns:wps="http://schemas.microsoft.com/office/word/2010/wordprocessingShape" mc:Ignorable="w14 wp14">
+  <w:p>
+    <w:pPr>
+      <w:pStyle w:val="Header"/>
+    </w:pPr>
+  </w:p>
+</w:hdr>
 </file>
 
 <file path=word/numbering.xml><?xml version="1.0" encoding="utf-8"?>
